--- a/hin/docx/25.content.docx
+++ b/hin/docx/25.content.docx
@@ -19,7 +19,7 @@
         <w:rPr>
           <w:lang w:val="hi_IN" w:bidi="hi_IN"/>
         </w:rPr>
-        <w:t>Resource: अध्ययन नोट्स - पुस्तक परिचय (टिंडेल)</w:t>
+        <w:t>Resource: Tyndale Open Study Notes</w:t>
       </w:r>
       <w:r>
         <w:rPr>
@@ -112,7 +112,7 @@
         <w:rPr>
           <w:lang w:val="hi_IN" w:bidi="hi_IN"/>
         </w:rPr>
-        <w:t>अध्ययन नोट्स - पुस्तक परिचय (टिंडेल)</w:t>
+        <w:t>Tyndale Open Study Notes</w:t>
       </w:r>
     </w:p>
     <w:p>

--- a/hin/docx/25.content.docx
+++ b/hin/docx/25.content.docx
@@ -19,7 +19,7 @@
         <w:rPr>
           <w:lang w:val="hi_IN" w:bidi="hi_IN"/>
         </w:rPr>
-        <w:t>Resource: Tyndale Open Study Notes</w:t>
+        <w:t>Resource: Aquifer Open Study Notes (Book Intros)</w:t>
       </w:r>
       <w:r>
         <w:rPr>
@@ -112,7 +112,7 @@
         <w:rPr>
           <w:lang w:val="hi_IN" w:bidi="hi_IN"/>
         </w:rPr>
-        <w:t>Tyndale Open Study Notes</w:t>
+        <w:t>Aquifer Open Study Notes (Book Intros)</w:t>
       </w:r>
     </w:p>
     <w:p>

--- a/hin/docx/25.content.docx
+++ b/hin/docx/25.content.docx
@@ -291,18 +291,12 @@
           <w:lang w:val="hi_IN" w:bidi="hi_IN"/>
         </w:rPr>
       </w:r>
-      <w:hyperlink r:id="rId13">
-        <w:r>
-          <w:rPr>
-            <w:lang w:val="hi_IN" w:bidi="hi_IN"/>
-          </w:rPr>
-          <w:rPr>
-            <w:color w:val="0000EE"/>
-            <w:u w:val="single"/>
-          </w:rPr>
-          <w:t>अध्याय 1</w:t>
-        </w:r>
-      </w:hyperlink>
+      <w:r>
+        <w:rPr>
+          <w:lang w:val="hi_IN" w:bidi="hi_IN"/>
+        </w:rPr>
+        <w:t>अध्याय 1</w:t>
+      </w:r>
       <w:r>
         <w:rPr>
           <w:lang w:val="hi_IN" w:bidi="hi_IN"/>
@@ -317,18 +311,12 @@
           <w:lang w:val="hi_IN" w:bidi="hi_IN"/>
         </w:rPr>
       </w:r>
-      <w:hyperlink r:id="rId14">
-        <w:r>
-          <w:rPr>
-            <w:lang w:val="hi_IN" w:bidi="hi_IN"/>
-          </w:rPr>
-          <w:rPr>
-            <w:color w:val="0000EE"/>
-            <w:u w:val="single"/>
-          </w:rPr>
-          <w:t>अध्याय 2</w:t>
-        </w:r>
-      </w:hyperlink>
+      <w:r>
+        <w:rPr>
+          <w:lang w:val="hi_IN" w:bidi="hi_IN"/>
+        </w:rPr>
+        <w:t>अध्याय 2</w:t>
+      </w:r>
       <w:r>
         <w:rPr>
           <w:lang w:val="hi_IN" w:bidi="hi_IN"/>
@@ -343,18 +331,12 @@
           <w:lang w:val="hi_IN" w:bidi="hi_IN"/>
         </w:rPr>
       </w:r>
-      <w:hyperlink r:id="rId15">
-        <w:r>
-          <w:rPr>
-            <w:lang w:val="hi_IN" w:bidi="hi_IN"/>
-          </w:rPr>
-          <w:rPr>
-            <w:color w:val="0000EE"/>
-            <w:u w:val="single"/>
-          </w:rPr>
-          <w:t>अध्याय 3</w:t>
-        </w:r>
-      </w:hyperlink>
+      <w:r>
+        <w:rPr>
+          <w:lang w:val="hi_IN" w:bidi="hi_IN"/>
+        </w:rPr>
+        <w:t>अध्याय 3</w:t>
+      </w:r>
       <w:r>
         <w:rPr>
           <w:lang w:val="hi_IN" w:bidi="hi_IN"/>
@@ -369,18 +351,12 @@
           <w:lang w:val="hi_IN" w:bidi="hi_IN"/>
         </w:rPr>
       </w:r>
-      <w:hyperlink r:id="rId16">
-        <w:r>
-          <w:rPr>
-            <w:lang w:val="hi_IN" w:bidi="hi_IN"/>
-          </w:rPr>
-          <w:rPr>
-            <w:color w:val="0000EE"/>
-            <w:u w:val="single"/>
-          </w:rPr>
-          <w:t>अध्याय 4</w:t>
-        </w:r>
-      </w:hyperlink>
+      <w:r>
+        <w:rPr>
+          <w:lang w:val="hi_IN" w:bidi="hi_IN"/>
+        </w:rPr>
+        <w:t>अध्याय 4</w:t>
+      </w:r>
       <w:r>
         <w:rPr>
           <w:lang w:val="hi_IN" w:bidi="hi_IN"/>
@@ -395,18 +371,12 @@
           <w:lang w:val="hi_IN" w:bidi="hi_IN"/>
         </w:rPr>
       </w:r>
-      <w:hyperlink r:id="rId17">
-        <w:r>
-          <w:rPr>
-            <w:lang w:val="hi_IN" w:bidi="hi_IN"/>
-          </w:rPr>
-          <w:rPr>
-            <w:color w:val="0000EE"/>
-            <w:u w:val="single"/>
-          </w:rPr>
-          <w:t>अध्याय 5</w:t>
-        </w:r>
-      </w:hyperlink>
+      <w:r>
+        <w:rPr>
+          <w:lang w:val="hi_IN" w:bidi="hi_IN"/>
+        </w:rPr>
+        <w:t>अध्याय 5</w:t>
+      </w:r>
       <w:r>
         <w:rPr>
           <w:lang w:val="hi_IN" w:bidi="hi_IN"/>
@@ -427,18 +397,12 @@
         </w:rPr>
         <w:t xml:space="preserve">इनमें से पहली चार कविताएँ इब्रानी वर्णमाला के बाईस अक्षरों पर आधारित हैं, जिनमें से प्रत्येक क्रमिक छंद अगले अक्षर से शुरू होता है (एक विशेषता जो अनुवाद में खो जाती है)। </w:t>
       </w:r>
-      <w:hyperlink r:id="rId17">
-        <w:r>
-          <w:rPr>
-            <w:lang w:val="hi_IN" w:bidi="hi_IN"/>
-          </w:rPr>
-          <w:rPr>
-            <w:color w:val="0000EE"/>
-            <w:u w:val="single"/>
-          </w:rPr>
-          <w:t>अध्याय 5</w:t>
-        </w:r>
-      </w:hyperlink>
+      <w:r>
+        <w:rPr>
+          <w:lang w:val="hi_IN" w:bidi="hi_IN"/>
+        </w:rPr>
+        <w:t>अध्याय 5</w:t>
+      </w:r>
       <w:r>
         <w:rPr>
           <w:lang w:val="hi_IN" w:bidi="hi_IN"/>
@@ -470,18 +434,12 @@
         </w:rPr>
         <w:t>विलापगीत की पुस्तक अपने लेखक की पहचान नहीं बताती है। ये कविताएँ 586 ईसा पूर्व में यरूशलेम के पतन से ठीक पहले और बाद के संदर्भ में स्थित हैं। विपत्ति के इस समय के दौरान यिर्मयाह यरूशलेम में था, और उसे लंबे समय से लेखक के रूप में पहचाना जाता है। यह यिर्मयाह के सहायक और लेखक बारूक की मदद से लिखा गया हो सकता है। दूसरा इतिहास संकेत देता है कि यिर्मयाह ने राजा योशियाह की मृत्यु के समय भी विलापगीत लिखा था (</w:t>
       </w:r>
-      <w:hyperlink r:id="rId18">
-        <w:r>
-          <w:rPr>
-            <w:lang w:val="hi_IN" w:bidi="hi_IN"/>
-          </w:rPr>
-          <w:rPr>
-            <w:color w:val="0000EE"/>
-            <w:u w:val="single"/>
-          </w:rPr>
-          <w:t>2 इति 35:25</w:t>
-        </w:r>
-      </w:hyperlink>
+      <w:r>
+        <w:rPr>
+          <w:lang w:val="hi_IN" w:bidi="hi_IN"/>
+        </w:rPr>
+        <w:t>2 इति 35:25</w:t>
+      </w:r>
       <w:r>
         <w:rPr>
           <w:lang w:val="hi_IN" w:bidi="hi_IN"/>
@@ -502,882 +460,588 @@
         </w:rPr>
         <w:t>यिर्मयाह और विलापगीत की पुस्तकों के बीच कई अन्य समानताएँ हैं। निम्नलिखित विषयों के उपचार की तुलना करें: परेशान विधवाएँ (</w:t>
       </w:r>
-      <w:hyperlink r:id="rId19">
-        <w:r>
-          <w:rPr>
-            <w:lang w:val="hi_IN" w:bidi="hi_IN"/>
-          </w:rPr>
-          <w:rPr>
-            <w:color w:val="0000EE"/>
-            <w:u w:val="single"/>
-          </w:rPr>
-          <w:t>1:1</w:t>
-        </w:r>
-      </w:hyperlink>
+      <w:r>
+        <w:rPr>
+          <w:lang w:val="hi_IN" w:bidi="hi_IN"/>
+        </w:rPr>
+        <w:t>1:1</w:t>
+      </w:r>
       <w:r>
         <w:rPr>
           <w:lang w:val="hi_IN" w:bidi="hi_IN"/>
         </w:rPr>
         <w:t xml:space="preserve">; </w:t>
       </w:r>
-      <w:hyperlink r:id="rId20">
-        <w:r>
-          <w:rPr>
-            <w:lang w:val="hi_IN" w:bidi="hi_IN"/>
-          </w:rPr>
-          <w:rPr>
-            <w:color w:val="0000EE"/>
-            <w:u w:val="single"/>
-          </w:rPr>
-          <w:t>5:3</w:t>
-        </w:r>
-      </w:hyperlink>
+      <w:r>
+        <w:rPr>
+          <w:lang w:val="hi_IN" w:bidi="hi_IN"/>
+        </w:rPr>
+        <w:t>5:3</w:t>
+      </w:r>
       <w:r>
         <w:rPr>
           <w:lang w:val="hi_IN" w:bidi="hi_IN"/>
         </w:rPr>
         <w:t xml:space="preserve">; तुलना करें </w:t>
       </w:r>
-      <w:hyperlink r:id="rId21">
-        <w:r>
-          <w:rPr>
-            <w:lang w:val="hi_IN" w:bidi="hi_IN"/>
-          </w:rPr>
-          <w:rPr>
-            <w:color w:val="0000EE"/>
-            <w:u w:val="single"/>
-          </w:rPr>
-          <w:t>यिर्म 15:8</w:t>
-        </w:r>
-      </w:hyperlink>
+      <w:r>
+        <w:rPr>
+          <w:lang w:val="hi_IN" w:bidi="hi_IN"/>
+        </w:rPr>
+        <w:t>यिर्म 15:8</w:t>
+      </w:r>
       <w:r>
         <w:rPr>
           <w:lang w:val="hi_IN" w:bidi="hi_IN"/>
         </w:rPr>
         <w:t xml:space="preserve">; </w:t>
       </w:r>
-      <w:hyperlink r:id="rId22">
-        <w:r>
-          <w:rPr>
-            <w:lang w:val="hi_IN" w:bidi="hi_IN"/>
-          </w:rPr>
-          <w:rPr>
-            <w:color w:val="0000EE"/>
-            <w:u w:val="single"/>
-          </w:rPr>
-          <w:t>18:21</w:t>
-        </w:r>
-      </w:hyperlink>
+      <w:r>
+        <w:rPr>
+          <w:lang w:val="hi_IN" w:bidi="hi_IN"/>
+        </w:rPr>
+        <w:t>18:21</w:t>
+      </w:r>
       <w:r>
         <w:rPr>
           <w:lang w:val="hi_IN" w:bidi="hi_IN"/>
         </w:rPr>
         <w:t>); रोते हुए लोग (</w:t>
       </w:r>
-      <w:hyperlink r:id="rId23">
-        <w:r>
-          <w:rPr>
-            <w:lang w:val="hi_IN" w:bidi="hi_IN"/>
-          </w:rPr>
-          <w:rPr>
-            <w:color w:val="0000EE"/>
-            <w:u w:val="single"/>
-          </w:rPr>
-          <w:t>1:2</w:t>
-        </w:r>
-      </w:hyperlink>
+      <w:r>
+        <w:rPr>
+          <w:lang w:val="hi_IN" w:bidi="hi_IN"/>
+        </w:rPr>
+        <w:t>1:2</w:t>
+      </w:r>
       <w:r>
         <w:rPr>
           <w:lang w:val="hi_IN" w:bidi="hi_IN"/>
         </w:rPr>
         <w:t xml:space="preserve">, </w:t>
       </w:r>
-      <w:hyperlink r:id="rId24">
-        <w:r>
-          <w:rPr>
-            <w:lang w:val="hi_IN" w:bidi="hi_IN"/>
-          </w:rPr>
-          <w:rPr>
-            <w:color w:val="0000EE"/>
-            <w:u w:val="single"/>
-          </w:rPr>
-          <w:t>16</w:t>
-        </w:r>
-      </w:hyperlink>
+      <w:r>
+        <w:rPr>
+          <w:lang w:val="hi_IN" w:bidi="hi_IN"/>
+        </w:rPr>
+        <w:t>16</w:t>
+      </w:r>
       <w:r>
         <w:rPr>
           <w:lang w:val="hi_IN" w:bidi="hi_IN"/>
         </w:rPr>
         <w:t xml:space="preserve">; </w:t>
       </w:r>
-      <w:hyperlink r:id="rId25">
-        <w:r>
-          <w:rPr>
-            <w:lang w:val="hi_IN" w:bidi="hi_IN"/>
-          </w:rPr>
-          <w:rPr>
-            <w:color w:val="0000EE"/>
-            <w:u w:val="single"/>
-          </w:rPr>
-          <w:t>2:18</w:t>
-        </w:r>
-      </w:hyperlink>
+      <w:r>
+        <w:rPr>
+          <w:lang w:val="hi_IN" w:bidi="hi_IN"/>
+        </w:rPr>
+        <w:t>2:18</w:t>
+      </w:r>
       <w:r>
         <w:rPr>
           <w:lang w:val="hi_IN" w:bidi="hi_IN"/>
         </w:rPr>
         <w:t xml:space="preserve">; </w:t>
       </w:r>
-      <w:hyperlink r:id="rId26">
-        <w:r>
-          <w:rPr>
-            <w:lang w:val="hi_IN" w:bidi="hi_IN"/>
-          </w:rPr>
-          <w:rPr>
-            <w:color w:val="0000EE"/>
-            <w:u w:val="single"/>
-          </w:rPr>
-          <w:t>3:48–49</w:t>
-        </w:r>
-      </w:hyperlink>
+      <w:r>
+        <w:rPr>
+          <w:lang w:val="hi_IN" w:bidi="hi_IN"/>
+        </w:rPr>
+        <w:t>3:48–49</w:t>
+      </w:r>
       <w:r>
         <w:rPr>
           <w:lang w:val="hi_IN" w:bidi="hi_IN"/>
         </w:rPr>
         <w:t xml:space="preserve">; तुलना करें </w:t>
       </w:r>
-      <w:hyperlink r:id="rId27">
-        <w:r>
-          <w:rPr>
-            <w:lang w:val="hi_IN" w:bidi="hi_IN"/>
-          </w:rPr>
-          <w:rPr>
-            <w:color w:val="0000EE"/>
-            <w:u w:val="single"/>
-          </w:rPr>
-          <w:t>यिर्म 4:8</w:t>
-        </w:r>
-      </w:hyperlink>
+      <w:r>
+        <w:rPr>
+          <w:lang w:val="hi_IN" w:bidi="hi_IN"/>
+        </w:rPr>
+        <w:t>यिर्म 4:8</w:t>
+      </w:r>
       <w:r>
         <w:rPr>
           <w:lang w:val="hi_IN" w:bidi="hi_IN"/>
         </w:rPr>
         <w:t xml:space="preserve">; </w:t>
       </w:r>
-      <w:hyperlink r:id="rId28">
-        <w:r>
-          <w:rPr>
-            <w:lang w:val="hi_IN" w:bidi="hi_IN"/>
-          </w:rPr>
-          <w:rPr>
-            <w:color w:val="0000EE"/>
-            <w:u w:val="single"/>
-          </w:rPr>
-          <w:t>6:26</w:t>
-        </w:r>
-      </w:hyperlink>
+      <w:r>
+        <w:rPr>
+          <w:lang w:val="hi_IN" w:bidi="hi_IN"/>
+        </w:rPr>
+        <w:t>6:26</w:t>
+      </w:r>
       <w:r>
         <w:rPr>
           <w:lang w:val="hi_IN" w:bidi="hi_IN"/>
         </w:rPr>
         <w:t xml:space="preserve">; </w:t>
       </w:r>
-      <w:hyperlink r:id="rId29">
-        <w:r>
-          <w:rPr>
-            <w:lang w:val="hi_IN" w:bidi="hi_IN"/>
-          </w:rPr>
-          <w:rPr>
-            <w:color w:val="0000EE"/>
-            <w:u w:val="single"/>
-          </w:rPr>
-          <w:t>9:1</w:t>
-        </w:r>
-      </w:hyperlink>
+      <w:r>
+        <w:rPr>
+          <w:lang w:val="hi_IN" w:bidi="hi_IN"/>
+        </w:rPr>
+        <w:t>9:1</w:t>
+      </w:r>
       <w:r>
         <w:rPr>
           <w:lang w:val="hi_IN" w:bidi="hi_IN"/>
         </w:rPr>
         <w:t xml:space="preserve">; </w:t>
       </w:r>
-      <w:hyperlink r:id="rId30">
-        <w:r>
-          <w:rPr>
-            <w:lang w:val="hi_IN" w:bidi="hi_IN"/>
-          </w:rPr>
-          <w:rPr>
-            <w:color w:val="0000EE"/>
-            <w:u w:val="single"/>
-          </w:rPr>
-          <w:t>13:17</w:t>
-        </w:r>
-      </w:hyperlink>
+      <w:r>
+        <w:rPr>
+          <w:lang w:val="hi_IN" w:bidi="hi_IN"/>
+        </w:rPr>
+        <w:t>13:17</w:t>
+      </w:r>
       <w:r>
         <w:rPr>
           <w:lang w:val="hi_IN" w:bidi="hi_IN"/>
         </w:rPr>
         <w:t xml:space="preserve">; </w:t>
       </w:r>
-      <w:hyperlink r:id="rId31">
-        <w:r>
-          <w:rPr>
-            <w:lang w:val="hi_IN" w:bidi="hi_IN"/>
-          </w:rPr>
-          <w:rPr>
-            <w:color w:val="0000EE"/>
-            <w:u w:val="single"/>
-          </w:rPr>
-          <w:t>14:17</w:t>
-        </w:r>
-      </w:hyperlink>
+      <w:r>
+        <w:rPr>
+          <w:lang w:val="hi_IN" w:bidi="hi_IN"/>
+        </w:rPr>
+        <w:t>14:17</w:t>
+      </w:r>
       <w:r>
         <w:rPr>
           <w:lang w:val="hi_IN" w:bidi="hi_IN"/>
         </w:rPr>
         <w:t xml:space="preserve">; </w:t>
       </w:r>
-      <w:hyperlink r:id="rId32">
-        <w:r>
-          <w:rPr>
-            <w:lang w:val="hi_IN" w:bidi="hi_IN"/>
-          </w:rPr>
-          <w:rPr>
-            <w:color w:val="0000EE"/>
-            <w:u w:val="single"/>
-          </w:rPr>
-          <w:t>25:34</w:t>
-        </w:r>
-      </w:hyperlink>
+      <w:r>
+        <w:rPr>
+          <w:lang w:val="hi_IN" w:bidi="hi_IN"/>
+        </w:rPr>
+        <w:t>25:34</w:t>
+      </w:r>
       <w:r>
         <w:rPr>
           <w:lang w:val="hi_IN" w:bidi="hi_IN"/>
         </w:rPr>
         <w:t>); पाप (</w:t>
       </w:r>
-      <w:hyperlink r:id="rId33">
-        <w:r>
-          <w:rPr>
-            <w:lang w:val="hi_IN" w:bidi="hi_IN"/>
-          </w:rPr>
-          <w:rPr>
-            <w:color w:val="0000EE"/>
-            <w:u w:val="single"/>
-          </w:rPr>
-          <w:t>1:5</w:t>
-        </w:r>
-      </w:hyperlink>
+      <w:r>
+        <w:rPr>
+          <w:lang w:val="hi_IN" w:bidi="hi_IN"/>
+        </w:rPr>
+        <w:t>1:5</w:t>
+      </w:r>
       <w:r>
         <w:rPr>
           <w:lang w:val="hi_IN" w:bidi="hi_IN"/>
         </w:rPr>
         <w:t xml:space="preserve">, </w:t>
       </w:r>
-      <w:hyperlink r:id="rId34">
-        <w:r>
-          <w:rPr>
-            <w:lang w:val="hi_IN" w:bidi="hi_IN"/>
-          </w:rPr>
-          <w:rPr>
-            <w:color w:val="0000EE"/>
-            <w:u w:val="single"/>
-          </w:rPr>
-          <w:t>10</w:t>
-        </w:r>
-      </w:hyperlink>
+      <w:r>
+        <w:rPr>
+          <w:lang w:val="hi_IN" w:bidi="hi_IN"/>
+        </w:rPr>
+        <w:t>10</w:t>
+      </w:r>
       <w:r>
         <w:rPr>
           <w:lang w:val="hi_IN" w:bidi="hi_IN"/>
         </w:rPr>
         <w:t xml:space="preserve">, </w:t>
       </w:r>
-      <w:hyperlink r:id="rId35">
-        <w:r>
-          <w:rPr>
-            <w:lang w:val="hi_IN" w:bidi="hi_IN"/>
-          </w:rPr>
-          <w:rPr>
-            <w:color w:val="0000EE"/>
-            <w:u w:val="single"/>
-          </w:rPr>
-          <w:t>18</w:t>
-        </w:r>
-      </w:hyperlink>
+      <w:r>
+        <w:rPr>
+          <w:lang w:val="hi_IN" w:bidi="hi_IN"/>
+        </w:rPr>
+        <w:t>18</w:t>
+      </w:r>
       <w:r>
         <w:rPr>
           <w:lang w:val="hi_IN" w:bidi="hi_IN"/>
         </w:rPr>
         <w:t xml:space="preserve">, </w:t>
       </w:r>
-      <w:hyperlink r:id="rId36">
-        <w:r>
-          <w:rPr>
-            <w:lang w:val="hi_IN" w:bidi="hi_IN"/>
-          </w:rPr>
-          <w:rPr>
-            <w:color w:val="0000EE"/>
-            <w:u w:val="single"/>
-          </w:rPr>
-          <w:t>22</w:t>
-        </w:r>
-      </w:hyperlink>
+      <w:r>
+        <w:rPr>
+          <w:lang w:val="hi_IN" w:bidi="hi_IN"/>
+        </w:rPr>
+        <w:t>22</w:t>
+      </w:r>
       <w:r>
         <w:rPr>
           <w:lang w:val="hi_IN" w:bidi="hi_IN"/>
         </w:rPr>
         <w:t xml:space="preserve">; </w:t>
       </w:r>
-      <w:hyperlink r:id="rId37">
-        <w:r>
-          <w:rPr>
-            <w:lang w:val="hi_IN" w:bidi="hi_IN"/>
-          </w:rPr>
-          <w:rPr>
-            <w:color w:val="0000EE"/>
-            <w:u w:val="single"/>
-          </w:rPr>
-          <w:t>3:42</w:t>
-        </w:r>
-      </w:hyperlink>
+      <w:r>
+        <w:rPr>
+          <w:lang w:val="hi_IN" w:bidi="hi_IN"/>
+        </w:rPr>
+        <w:t>3:42</w:t>
+      </w:r>
       <w:r>
         <w:rPr>
           <w:lang w:val="hi_IN" w:bidi="hi_IN"/>
         </w:rPr>
         <w:t xml:space="preserve">; </w:t>
       </w:r>
-      <w:hyperlink r:id="rId38">
-        <w:r>
-          <w:rPr>
-            <w:lang w:val="hi_IN" w:bidi="hi_IN"/>
-          </w:rPr>
-          <w:rPr>
-            <w:color w:val="0000EE"/>
-            <w:u w:val="single"/>
-          </w:rPr>
-          <w:t>4:13–14</w:t>
-        </w:r>
-      </w:hyperlink>
+      <w:r>
+        <w:rPr>
+          <w:lang w:val="hi_IN" w:bidi="hi_IN"/>
+        </w:rPr>
+        <w:t>4:13–14</w:t>
+      </w:r>
       <w:r>
         <w:rPr>
           <w:lang w:val="hi_IN" w:bidi="hi_IN"/>
         </w:rPr>
         <w:t xml:space="preserve">; </w:t>
       </w:r>
-      <w:hyperlink r:id="rId39">
-        <w:r>
-          <w:rPr>
-            <w:lang w:val="hi_IN" w:bidi="hi_IN"/>
-          </w:rPr>
-          <w:rPr>
-            <w:color w:val="0000EE"/>
-            <w:u w:val="single"/>
-          </w:rPr>
-          <w:t>5:7</w:t>
-        </w:r>
-      </w:hyperlink>
+      <w:r>
+        <w:rPr>
+          <w:lang w:val="hi_IN" w:bidi="hi_IN"/>
+        </w:rPr>
+        <w:t>5:7</w:t>
+      </w:r>
       <w:r>
         <w:rPr>
           <w:lang w:val="hi_IN" w:bidi="hi_IN"/>
         </w:rPr>
         <w:t xml:space="preserve">; तुलना करें </w:t>
       </w:r>
-      <w:hyperlink r:id="rId40">
-        <w:r>
-          <w:rPr>
-            <w:lang w:val="hi_IN" w:bidi="hi_IN"/>
-          </w:rPr>
-          <w:rPr>
-            <w:color w:val="0000EE"/>
-            <w:u w:val="single"/>
-          </w:rPr>
-          <w:t>यिर्म 2:34</w:t>
-        </w:r>
-      </w:hyperlink>
+      <w:r>
+        <w:rPr>
+          <w:lang w:val="hi_IN" w:bidi="hi_IN"/>
+        </w:rPr>
+        <w:t>यिर्म 2:34</w:t>
+      </w:r>
       <w:r>
         <w:rPr>
           <w:lang w:val="hi_IN" w:bidi="hi_IN"/>
         </w:rPr>
         <w:t xml:space="preserve">; </w:t>
       </w:r>
-      <w:hyperlink r:id="rId41">
-        <w:r>
-          <w:rPr>
-            <w:lang w:val="hi_IN" w:bidi="hi_IN"/>
-          </w:rPr>
-          <w:rPr>
-            <w:color w:val="0000EE"/>
-            <w:u w:val="single"/>
-          </w:rPr>
-          <w:t>4:17</w:t>
-        </w:r>
-      </w:hyperlink>
+      <w:r>
+        <w:rPr>
+          <w:lang w:val="hi_IN" w:bidi="hi_IN"/>
+        </w:rPr>
+        <w:t>4:17</w:t>
+      </w:r>
       <w:r>
         <w:rPr>
           <w:lang w:val="hi_IN" w:bidi="hi_IN"/>
         </w:rPr>
         <w:t xml:space="preserve">; </w:t>
       </w:r>
-      <w:hyperlink r:id="rId42">
-        <w:r>
-          <w:rPr>
-            <w:lang w:val="hi_IN" w:bidi="hi_IN"/>
-          </w:rPr>
-          <w:rPr>
-            <w:color w:val="0000EE"/>
-            <w:u w:val="single"/>
-          </w:rPr>
-          <w:t>14:20</w:t>
-        </w:r>
-      </w:hyperlink>
+      <w:r>
+        <w:rPr>
+          <w:lang w:val="hi_IN" w:bidi="hi_IN"/>
+        </w:rPr>
+        <w:t>14:20</w:t>
+      </w:r>
       <w:r>
         <w:rPr>
           <w:lang w:val="hi_IN" w:bidi="hi_IN"/>
         </w:rPr>
         <w:t xml:space="preserve">; </w:t>
       </w:r>
-      <w:hyperlink r:id="rId43">
-        <w:r>
-          <w:rPr>
-            <w:lang w:val="hi_IN" w:bidi="hi_IN"/>
-          </w:rPr>
-          <w:rPr>
-            <w:color w:val="0000EE"/>
-            <w:u w:val="single"/>
-          </w:rPr>
-          <w:t>30:14–16</w:t>
-        </w:r>
-      </w:hyperlink>
+      <w:r>
+        <w:rPr>
+          <w:lang w:val="hi_IN" w:bidi="hi_IN"/>
+        </w:rPr>
+        <w:t>30:14–16</w:t>
+      </w:r>
       <w:r>
         <w:rPr>
           <w:lang w:val="hi_IN" w:bidi="hi_IN"/>
         </w:rPr>
         <w:t xml:space="preserve">; </w:t>
       </w:r>
-      <w:hyperlink r:id="rId44">
-        <w:r>
-          <w:rPr>
-            <w:lang w:val="hi_IN" w:bidi="hi_IN"/>
-          </w:rPr>
-          <w:rPr>
-            <w:color w:val="0000EE"/>
-            <w:u w:val="single"/>
-          </w:rPr>
-          <w:t>31:29</w:t>
-        </w:r>
-      </w:hyperlink>
+      <w:r>
+        <w:rPr>
+          <w:lang w:val="hi_IN" w:bidi="hi_IN"/>
+        </w:rPr>
+        <w:t>31:29</w:t>
+      </w:r>
       <w:r>
         <w:rPr>
           <w:lang w:val="hi_IN" w:bidi="hi_IN"/>
         </w:rPr>
         <w:t xml:space="preserve">; </w:t>
       </w:r>
-      <w:hyperlink r:id="rId45">
-        <w:r>
-          <w:rPr>
-            <w:lang w:val="hi_IN" w:bidi="hi_IN"/>
-          </w:rPr>
-          <w:rPr>
-            <w:color w:val="0000EE"/>
-            <w:u w:val="single"/>
-          </w:rPr>
-          <w:t>51:51</w:t>
-        </w:r>
-      </w:hyperlink>
+      <w:r>
+        <w:rPr>
+          <w:lang w:val="hi_IN" w:bidi="hi_IN"/>
+        </w:rPr>
+        <w:t>51:51</w:t>
+      </w:r>
       <w:r>
         <w:rPr>
           <w:lang w:val="hi_IN" w:bidi="hi_IN"/>
         </w:rPr>
         <w:t>); दण्ड (</w:t>
       </w:r>
-      <w:hyperlink r:id="rId46">
-        <w:r>
-          <w:rPr>
-            <w:lang w:val="hi_IN" w:bidi="hi_IN"/>
-          </w:rPr>
-          <w:rPr>
-            <w:color w:val="0000EE"/>
-            <w:u w:val="single"/>
-          </w:rPr>
-          <w:t>2:2–22</w:t>
-        </w:r>
-      </w:hyperlink>
+      <w:r>
+        <w:rPr>
+          <w:lang w:val="hi_IN" w:bidi="hi_IN"/>
+        </w:rPr>
+        <w:t>2:2–22</w:t>
+      </w:r>
       <w:r>
         <w:rPr>
           <w:lang w:val="hi_IN" w:bidi="hi_IN"/>
         </w:rPr>
         <w:t xml:space="preserve">; </w:t>
       </w:r>
-      <w:hyperlink r:id="rId47">
-        <w:r>
-          <w:rPr>
-            <w:lang w:val="hi_IN" w:bidi="hi_IN"/>
-          </w:rPr>
-          <w:rPr>
-            <w:color w:val="0000EE"/>
-            <w:u w:val="single"/>
-          </w:rPr>
-          <w:t>3:39</w:t>
-        </w:r>
-      </w:hyperlink>
+      <w:r>
+        <w:rPr>
+          <w:lang w:val="hi_IN" w:bidi="hi_IN"/>
+        </w:rPr>
+        <w:t>3:39</w:t>
+      </w:r>
       <w:r>
         <w:rPr>
           <w:lang w:val="hi_IN" w:bidi="hi_IN"/>
         </w:rPr>
         <w:t xml:space="preserve">; </w:t>
       </w:r>
-      <w:hyperlink r:id="rId48">
-        <w:r>
-          <w:rPr>
-            <w:lang w:val="hi_IN" w:bidi="hi_IN"/>
-          </w:rPr>
-          <w:rPr>
-            <w:color w:val="0000EE"/>
-            <w:u w:val="single"/>
-          </w:rPr>
-          <w:t>5:14–16</w:t>
-        </w:r>
-      </w:hyperlink>
+      <w:r>
+        <w:rPr>
+          <w:lang w:val="hi_IN" w:bidi="hi_IN"/>
+        </w:rPr>
+        <w:t>5:14–16</w:t>
+      </w:r>
       <w:r>
         <w:rPr>
           <w:lang w:val="hi_IN" w:bidi="hi_IN"/>
         </w:rPr>
         <w:t xml:space="preserve">; तुलना करें </w:t>
       </w:r>
-      <w:hyperlink r:id="rId49">
-        <w:r>
-          <w:rPr>
-            <w:lang w:val="hi_IN" w:bidi="hi_IN"/>
-          </w:rPr>
-          <w:rPr>
-            <w:color w:val="0000EE"/>
-            <w:u w:val="single"/>
-          </w:rPr>
-          <w:t>यिर्म 6:11</w:t>
-        </w:r>
-      </w:hyperlink>
+      <w:r>
+        <w:rPr>
+          <w:lang w:val="hi_IN" w:bidi="hi_IN"/>
+        </w:rPr>
+        <w:t>यिर्म 6:11</w:t>
+      </w:r>
       <w:r>
         <w:rPr>
           <w:lang w:val="hi_IN" w:bidi="hi_IN"/>
         </w:rPr>
         <w:t xml:space="preserve">, </w:t>
       </w:r>
-      <w:hyperlink r:id="rId50">
-        <w:r>
-          <w:rPr>
-            <w:lang w:val="hi_IN" w:bidi="hi_IN"/>
-          </w:rPr>
-          <w:rPr>
-            <w:color w:val="0000EE"/>
-            <w:u w:val="single"/>
-          </w:rPr>
-          <w:t>25</w:t>
-        </w:r>
-      </w:hyperlink>
+      <w:r>
+        <w:rPr>
+          <w:lang w:val="hi_IN" w:bidi="hi_IN"/>
+        </w:rPr>
+        <w:t>25</w:t>
+      </w:r>
       <w:r>
         <w:rPr>
           <w:lang w:val="hi_IN" w:bidi="hi_IN"/>
         </w:rPr>
         <w:t xml:space="preserve">; </w:t>
       </w:r>
-      <w:hyperlink r:id="rId51">
-        <w:r>
-          <w:rPr>
-            <w:lang w:val="hi_IN" w:bidi="hi_IN"/>
-          </w:rPr>
-          <w:rPr>
-            <w:color w:val="0000EE"/>
-            <w:u w:val="single"/>
-          </w:rPr>
-          <w:t>7:14</w:t>
-        </w:r>
-      </w:hyperlink>
+      <w:r>
+        <w:rPr>
+          <w:lang w:val="hi_IN" w:bidi="hi_IN"/>
+        </w:rPr>
+        <w:t>7:14</w:t>
+      </w:r>
       <w:r>
         <w:rPr>
           <w:lang w:val="hi_IN" w:bidi="hi_IN"/>
         </w:rPr>
         <w:t xml:space="preserve">; </w:t>
       </w:r>
-      <w:hyperlink r:id="rId52">
-        <w:r>
-          <w:rPr>
-            <w:lang w:val="hi_IN" w:bidi="hi_IN"/>
-          </w:rPr>
-          <w:rPr>
-            <w:color w:val="0000EE"/>
-            <w:u w:val="single"/>
-          </w:rPr>
-          <w:t>16:2–4</w:t>
-        </w:r>
-      </w:hyperlink>
+      <w:r>
+        <w:rPr>
+          <w:lang w:val="hi_IN" w:bidi="hi_IN"/>
+        </w:rPr>
+        <w:t>16:2–4</w:t>
+      </w:r>
       <w:r>
         <w:rPr>
           <w:lang w:val="hi_IN" w:bidi="hi_IN"/>
         </w:rPr>
         <w:t xml:space="preserve">; </w:t>
       </w:r>
-      <w:hyperlink r:id="rId22">
-        <w:r>
-          <w:rPr>
-            <w:lang w:val="hi_IN" w:bidi="hi_IN"/>
-          </w:rPr>
-          <w:rPr>
-            <w:color w:val="0000EE"/>
-            <w:u w:val="single"/>
-          </w:rPr>
-          <w:t>18:21</w:t>
-        </w:r>
-      </w:hyperlink>
+      <w:r>
+        <w:rPr>
+          <w:lang w:val="hi_IN" w:bidi="hi_IN"/>
+        </w:rPr>
+        <w:t>18:21</w:t>
+      </w:r>
       <w:r>
         <w:rPr>
           <w:lang w:val="hi_IN" w:bidi="hi_IN"/>
         </w:rPr>
         <w:t xml:space="preserve">; </w:t>
       </w:r>
-      <w:hyperlink r:id="rId53">
-        <w:r>
-          <w:rPr>
-            <w:lang w:val="hi_IN" w:bidi="hi_IN"/>
-          </w:rPr>
-          <w:rPr>
-            <w:color w:val="0000EE"/>
-            <w:u w:val="single"/>
-          </w:rPr>
-          <w:t>51:30</w:t>
-        </w:r>
-      </w:hyperlink>
+      <w:r>
+        <w:rPr>
+          <w:lang w:val="hi_IN" w:bidi="hi_IN"/>
+        </w:rPr>
+        <w:t>51:30</w:t>
+      </w:r>
       <w:r>
         <w:rPr>
           <w:lang w:val="hi_IN" w:bidi="hi_IN"/>
         </w:rPr>
         <w:t xml:space="preserve">, </w:t>
       </w:r>
-      <w:hyperlink r:id="rId54">
-        <w:r>
-          <w:rPr>
-            <w:lang w:val="hi_IN" w:bidi="hi_IN"/>
-          </w:rPr>
-          <w:rPr>
-            <w:color w:val="0000EE"/>
-            <w:u w:val="single"/>
-          </w:rPr>
-          <w:t>34</w:t>
-        </w:r>
-      </w:hyperlink>
+      <w:r>
+        <w:rPr>
+          <w:lang w:val="hi_IN" w:bidi="hi_IN"/>
+        </w:rPr>
+        <w:t>34</w:t>
+      </w:r>
       <w:r>
         <w:rPr>
           <w:lang w:val="hi_IN" w:bidi="hi_IN"/>
         </w:rPr>
         <w:t xml:space="preserve">; </w:t>
       </w:r>
-      <w:hyperlink r:id="rId55">
-        <w:r>
-          <w:rPr>
-            <w:lang w:val="hi_IN" w:bidi="hi_IN"/>
-          </w:rPr>
-          <w:rPr>
-            <w:color w:val="0000EE"/>
-            <w:u w:val="single"/>
-          </w:rPr>
-          <w:t>52:14</w:t>
-        </w:r>
-      </w:hyperlink>
+      <w:r>
+        <w:rPr>
+          <w:lang w:val="hi_IN" w:bidi="hi_IN"/>
+        </w:rPr>
+        <w:t>52:14</w:t>
+      </w:r>
       <w:r>
         <w:rPr>
           <w:lang w:val="hi_IN" w:bidi="hi_IN"/>
         </w:rPr>
         <w:t>); झूठे भविष्यद्वक्ता (</w:t>
       </w:r>
-      <w:hyperlink r:id="rId56">
-        <w:r>
-          <w:rPr>
-            <w:lang w:val="hi_IN" w:bidi="hi_IN"/>
-          </w:rPr>
-          <w:rPr>
-            <w:color w:val="0000EE"/>
-            <w:u w:val="single"/>
-          </w:rPr>
-          <w:t>2:14</w:t>
-        </w:r>
-      </w:hyperlink>
+      <w:r>
+        <w:rPr>
+          <w:lang w:val="hi_IN" w:bidi="hi_IN"/>
+        </w:rPr>
+        <w:t>2:14</w:t>
+      </w:r>
       <w:r>
         <w:rPr>
           <w:lang w:val="hi_IN" w:bidi="hi_IN"/>
         </w:rPr>
         <w:t xml:space="preserve">; तुलना करें </w:t>
       </w:r>
-      <w:hyperlink r:id="rId57">
-        <w:r>
-          <w:rPr>
-            <w:lang w:val="hi_IN" w:bidi="hi_IN"/>
-          </w:rPr>
-          <w:rPr>
-            <w:color w:val="0000EE"/>
-            <w:u w:val="single"/>
-          </w:rPr>
-          <w:t>यिर्म 23:25–29</w:t>
-        </w:r>
-      </w:hyperlink>
+      <w:r>
+        <w:rPr>
+          <w:lang w:val="hi_IN" w:bidi="hi_IN"/>
+        </w:rPr>
+        <w:t>यिर्म 23:25–29</w:t>
+      </w:r>
       <w:r>
         <w:rPr>
           <w:lang w:val="hi_IN" w:bidi="hi_IN"/>
         </w:rPr>
         <w:t xml:space="preserve">; </w:t>
       </w:r>
-      <w:hyperlink r:id="rId58">
-        <w:r>
-          <w:rPr>
-            <w:lang w:val="hi_IN" w:bidi="hi_IN"/>
-          </w:rPr>
-          <w:rPr>
-            <w:color w:val="0000EE"/>
-            <w:u w:val="single"/>
-          </w:rPr>
-          <w:t>29:8–9</w:t>
-        </w:r>
-      </w:hyperlink>
+      <w:r>
+        <w:rPr>
+          <w:lang w:val="hi_IN" w:bidi="hi_IN"/>
+        </w:rPr>
+        <w:t>29:8–9</w:t>
+      </w:r>
       <w:r>
         <w:rPr>
           <w:lang w:val="hi_IN" w:bidi="hi_IN"/>
         </w:rPr>
         <w:t>); कड़वाहट (</w:t>
       </w:r>
-      <w:hyperlink r:id="rId59">
-        <w:r>
-          <w:rPr>
-            <w:lang w:val="hi_IN" w:bidi="hi_IN"/>
-          </w:rPr>
-          <w:rPr>
-            <w:color w:val="0000EE"/>
-            <w:u w:val="single"/>
-          </w:rPr>
-          <w:t>3:19</w:t>
-        </w:r>
-      </w:hyperlink>
+      <w:r>
+        <w:rPr>
+          <w:lang w:val="hi_IN" w:bidi="hi_IN"/>
+        </w:rPr>
+        <w:t>3:19</w:t>
+      </w:r>
       <w:r>
         <w:rPr>
           <w:lang w:val="hi_IN" w:bidi="hi_IN"/>
         </w:rPr>
         <w:t xml:space="preserve">; तुलना करें </w:t>
       </w:r>
-      <w:hyperlink r:id="rId60">
-        <w:r>
-          <w:rPr>
-            <w:lang w:val="hi_IN" w:bidi="hi_IN"/>
-          </w:rPr>
-          <w:rPr>
-            <w:color w:val="0000EE"/>
-            <w:u w:val="single"/>
-          </w:rPr>
-          <w:t>यिर्म 9:15</w:t>
-        </w:r>
-      </w:hyperlink>
+      <w:r>
+        <w:rPr>
+          <w:lang w:val="hi_IN" w:bidi="hi_IN"/>
+        </w:rPr>
+        <w:t>यिर्म 9:15</w:t>
+      </w:r>
       <w:r>
         <w:rPr>
           <w:lang w:val="hi_IN" w:bidi="hi_IN"/>
         </w:rPr>
         <w:t>); गड्ढे (</w:t>
       </w:r>
-      <w:hyperlink r:id="rId61">
-        <w:r>
-          <w:rPr>
-            <w:lang w:val="hi_IN" w:bidi="hi_IN"/>
-          </w:rPr>
-          <w:rPr>
-            <w:color w:val="0000EE"/>
-            <w:u w:val="single"/>
-          </w:rPr>
-          <w:t>3:53</w:t>
-        </w:r>
-      </w:hyperlink>
+      <w:r>
+        <w:rPr>
+          <w:lang w:val="hi_IN" w:bidi="hi_IN"/>
+        </w:rPr>
+        <w:t>3:53</w:t>
+      </w:r>
       <w:r>
         <w:rPr>
           <w:lang w:val="hi_IN" w:bidi="hi_IN"/>
         </w:rPr>
         <w:t xml:space="preserve">, </w:t>
       </w:r>
-      <w:hyperlink r:id="rId62">
-        <w:r>
-          <w:rPr>
-            <w:lang w:val="hi_IN" w:bidi="hi_IN"/>
-          </w:rPr>
-          <w:rPr>
-            <w:color w:val="0000EE"/>
-            <w:u w:val="single"/>
-          </w:rPr>
-          <w:t>55</w:t>
-        </w:r>
-      </w:hyperlink>
+      <w:r>
+        <w:rPr>
+          <w:lang w:val="hi_IN" w:bidi="hi_IN"/>
+        </w:rPr>
+        <w:t>55</w:t>
+      </w:r>
       <w:r>
         <w:rPr>
           <w:lang w:val="hi_IN" w:bidi="hi_IN"/>
         </w:rPr>
         <w:t xml:space="preserve">; तुलना करें </w:t>
       </w:r>
-      <w:hyperlink r:id="rId63">
-        <w:r>
-          <w:rPr>
-            <w:lang w:val="hi_IN" w:bidi="hi_IN"/>
-          </w:rPr>
-          <w:rPr>
-            <w:color w:val="0000EE"/>
-            <w:u w:val="single"/>
-          </w:rPr>
-          <w:t>यिर्म 37:16</w:t>
-        </w:r>
-      </w:hyperlink>
+      <w:r>
+        <w:rPr>
+          <w:lang w:val="hi_IN" w:bidi="hi_IN"/>
+        </w:rPr>
+        <w:t>यिर्म 37:16</w:t>
+      </w:r>
       <w:r>
         <w:rPr>
           <w:lang w:val="hi_IN" w:bidi="hi_IN"/>
         </w:rPr>
         <w:t xml:space="preserve">; </w:t>
       </w:r>
-      <w:hyperlink r:id="rId64">
-        <w:r>
-          <w:rPr>
-            <w:lang w:val="hi_IN" w:bidi="hi_IN"/>
-          </w:rPr>
-          <w:rPr>
-            <w:color w:val="0000EE"/>
-            <w:u w:val="single"/>
-          </w:rPr>
-          <w:t>38:6–13</w:t>
-        </w:r>
-      </w:hyperlink>
+      <w:r>
+        <w:rPr>
+          <w:lang w:val="hi_IN" w:bidi="hi_IN"/>
+        </w:rPr>
+        <w:t>38:6–13</w:t>
+      </w:r>
       <w:r>
         <w:rPr>
           <w:lang w:val="hi_IN" w:bidi="hi_IN"/>
         </w:rPr>
         <w:t>); और मिट्टी के बर्तन (</w:t>
       </w:r>
-      <w:hyperlink r:id="rId65">
-        <w:r>
-          <w:rPr>
-            <w:lang w:val="hi_IN" w:bidi="hi_IN"/>
-          </w:rPr>
-          <w:rPr>
-            <w:color w:val="0000EE"/>
-            <w:u w:val="single"/>
-          </w:rPr>
-          <w:t>4:2</w:t>
-        </w:r>
-      </w:hyperlink>
+      <w:r>
+        <w:rPr>
+          <w:lang w:val="hi_IN" w:bidi="hi_IN"/>
+        </w:rPr>
+        <w:t>4:2</w:t>
+      </w:r>
       <w:r>
         <w:rPr>
           <w:lang w:val="hi_IN" w:bidi="hi_IN"/>
         </w:rPr>
         <w:t xml:space="preserve">; तुलना करें </w:t>
       </w:r>
-      <w:hyperlink r:id="rId66">
-        <w:r>
-          <w:rPr>
-            <w:lang w:val="hi_IN" w:bidi="hi_IN"/>
-          </w:rPr>
-          <w:rPr>
-            <w:color w:val="0000EE"/>
-            <w:u w:val="single"/>
-          </w:rPr>
-          <w:t>यिर्म 19:11</w:t>
-        </w:r>
-      </w:hyperlink>
+      <w:r>
+        <w:rPr>
+          <w:lang w:val="hi_IN" w:bidi="hi_IN"/>
+        </w:rPr>
+        <w:t>यिर्म 19:11</w:t>
+      </w:r>
       <w:r>
         <w:rPr>
           <w:lang w:val="hi_IN" w:bidi="hi_IN"/>
@@ -1423,36 +1087,24 @@
         </w:rPr>
         <w:t xml:space="preserve">विलापगीत के लेखक को आपदा में अर्थ मिला। परमेश्वर के लोगों ने अपनी झूठी उपासना और अनैतिक व्यवहार के माध्यम से इसे स्वयं पर लाया था। परमेश्वर को अपनी संप्रभुता के ठुकराये जाने और उसके साथ किए गए वाचा के उल्लंघन के कारण क्रोधित था। परिणामस्वरूप, परमेश्वर ने उनका न्याय किया, जैसा कि उसने करने का वादा किया था (देखें </w:t>
       </w:r>
-      <w:hyperlink r:id="rId67">
-        <w:r>
-          <w:rPr>
-            <w:lang w:val="hi_IN" w:bidi="hi_IN"/>
-          </w:rPr>
-          <w:rPr>
-            <w:color w:val="0000EE"/>
-            <w:u w:val="single"/>
-          </w:rPr>
-          <w:t>व्य.वि. 28:32–53</w:t>
-        </w:r>
-      </w:hyperlink>
+      <w:r>
+        <w:rPr>
+          <w:lang w:val="hi_IN" w:bidi="hi_IN"/>
+        </w:rPr>
+        <w:t>व्य.वि. 28:32–53</w:t>
+      </w:r>
       <w:r>
         <w:rPr>
           <w:lang w:val="hi_IN" w:bidi="hi_IN"/>
         </w:rPr>
         <w:t xml:space="preserve">)। परमेश्वर की सज़ा धार्मिक और न्यायपूर्ण थी (देखें </w:t>
       </w:r>
-      <w:hyperlink r:id="rId35">
-        <w:r>
-          <w:rPr>
-            <w:lang w:val="hi_IN" w:bidi="hi_IN"/>
-          </w:rPr>
-          <w:rPr>
-            <w:color w:val="0000EE"/>
-            <w:u w:val="single"/>
-          </w:rPr>
-          <w:t>विल 1:18</w:t>
-        </w:r>
-      </w:hyperlink>
+      <w:r>
+        <w:rPr>
+          <w:lang w:val="hi_IN" w:bidi="hi_IN"/>
+        </w:rPr>
+        <w:t>विल 1:18</w:t>
+      </w:r>
       <w:r>
         <w:rPr>
           <w:lang w:val="hi_IN" w:bidi="hi_IN"/>
@@ -1473,18 +1125,12 @@
         </w:rPr>
         <w:t>लेकिन भविष्य के बारे में क्या? जो लोग वास्तव में परमेश्वर की तलाश करते हैं, उनके पास आशा है। घोर दुःख के बीच, पीड़ा में रहने वाले लोग परमेश्वर के सामने विनती कर सकते हैं और उसकी दया, क्षमा और पुनर्स्थापना का अनुभव कर सकते हैं। दुःख आत्मा पर हावी होने की धमकी देता है, लेकिन आशा प्रकाश लाती है। परमेश्वर शाश्वत है, और वह समस्त सृष्टि पर प्रभुता रखता है। हालाँकि संदेह और भय मनुष्य की आत्मा पर हमला करना जारी रखते हैं, परमेश्वर भरोसेमंद बना रहता है। परमेश्वर का क्रोध, जो न्यायपूर्ण है, अस्थायी है। उसका क्रोध शांत हो जाता है जब अंगीकार और पश्चाताप प्रारंभ होते हैं, और तब परमेश्वर की महान विश्वासयोग्यता का गीत गाना संभव हो जाता है (</w:t>
       </w:r>
-      <w:hyperlink r:id="rId68">
-        <w:r>
-          <w:rPr>
-            <w:lang w:val="hi_IN" w:bidi="hi_IN"/>
-          </w:rPr>
-          <w:rPr>
-            <w:color w:val="0000EE"/>
-            <w:u w:val="single"/>
-          </w:rPr>
-          <w:t>विल 3:21–26</w:t>
-        </w:r>
-      </w:hyperlink>
+      <w:r>
+        <w:rPr>
+          <w:lang w:val="hi_IN" w:bidi="hi_IN"/>
+        </w:rPr>
+        <w:t>विल 3:21–26</w:t>
+      </w:r>
       <w:r>
         <w:rPr>
           <w:lang w:val="hi_IN" w:bidi="hi_IN"/>
